--- a/Báo cáo tuần 1.docx
+++ b/Báo cáo tuần 1.docx
@@ -10,7 +10,6 @@
           <w:b/>
         </w:rPr>
       </w:pPr>
-      <w:bookmarkStart w:id="0" w:name="_GoBack"/>
       <w:r>
         <w:rPr>
           <w:rFonts w:ascii="Times New Roman" w:hAnsi="Times New Roman" w:cs="Times New Roman"/>
@@ -19,7 +18,6 @@
         <w:t>BÁO CÁO TUẦN 1</w:t>
       </w:r>
     </w:p>
-    <w:bookmarkEnd w:id="0"/>
     <w:p>
       <w:pPr>
         <w:jc w:val="center"/>
@@ -91,13 +89,50 @@
         <w:rPr>
           <w:rFonts w:ascii="Times New Roman" w:hAnsi="Times New Roman" w:cs="Times New Roman"/>
         </w:rPr>
+        <w:t>+) Học máy</w:t>
+      </w:r>
+      <w:r>
+        <w:rPr>
+          <w:rFonts w:ascii="Times New Roman" w:hAnsi="Times New Roman" w:cs="Times New Roman"/>
+        </w:rPr>
+        <w:t xml:space="preserve"> </w:t>
+      </w:r>
+      <w:r>
+        <w:rPr>
+          <w:rFonts w:ascii="Times New Roman" w:hAnsi="Times New Roman" w:cs="Times New Roman"/>
+        </w:rPr>
+        <w:t xml:space="preserve">(Machine learning - ML): </w:t>
+      </w:r>
+      <w:r>
+        <w:rPr>
+          <w:rFonts w:ascii="Times New Roman" w:hAnsi="Times New Roman" w:cs="Times New Roman"/>
+        </w:rPr>
+        <w:t>L</w:t>
+      </w:r>
+      <w:r>
+        <w:rPr>
+          <w:rFonts w:ascii="Times New Roman" w:hAnsi="Times New Roman" w:cs="Times New Roman"/>
+        </w:rPr>
+        <w:t xml:space="preserve">ĩnh vực nghiên cứu cách xây dựng các thuật toán giúp máy tính tự học hỏi và rút kinh nghiệm từ dữ liệu mà không cần lập trình từng bước cụ thể. </w:t>
+      </w:r>
+    </w:p>
+    <w:p>
+      <w:pPr>
+        <w:rPr>
+          <w:rFonts w:ascii="Times New Roman" w:hAnsi="Times New Roman" w:cs="Times New Roman"/>
+        </w:rPr>
+      </w:pPr>
+      <w:r>
+        <w:rPr>
+          <w:rFonts w:ascii="Times New Roman" w:hAnsi="Times New Roman" w:cs="Times New Roman"/>
+        </w:rPr>
         <w:t xml:space="preserve">+) </w:t>
       </w:r>
       <w:r>
         <w:rPr>
           <w:rFonts w:ascii="Times New Roman" w:hAnsi="Times New Roman" w:cs="Times New Roman"/>
         </w:rPr>
-        <w:t>Học máy</w:t>
+        <w:t>Học sâu</w:t>
       </w:r>
       <w:r>
         <w:rPr>
@@ -109,110 +144,7 @@
         <w:rPr>
           <w:rFonts w:ascii="Times New Roman" w:hAnsi="Times New Roman" w:cs="Times New Roman"/>
         </w:rPr>
-        <w:t>(</w:t>
-      </w:r>
-      <w:r>
-        <w:rPr>
-          <w:rFonts w:ascii="Times New Roman" w:hAnsi="Times New Roman" w:cs="Times New Roman"/>
-        </w:rPr>
-        <w:t>Machine learning</w:t>
-      </w:r>
-      <w:r>
-        <w:rPr>
-          <w:rFonts w:ascii="Times New Roman" w:hAnsi="Times New Roman" w:cs="Times New Roman"/>
-        </w:rPr>
-        <w:t xml:space="preserve"> - ML</w:t>
-      </w:r>
-      <w:r>
-        <w:rPr>
-          <w:rFonts w:ascii="Times New Roman" w:hAnsi="Times New Roman" w:cs="Times New Roman"/>
-        </w:rPr>
-        <w:t>)</w:t>
-      </w:r>
-      <w:r>
-        <w:rPr>
-          <w:rFonts w:ascii="Times New Roman" w:hAnsi="Times New Roman" w:cs="Times New Roman"/>
-        </w:rPr>
-        <w:t xml:space="preserve">: </w:t>
-      </w:r>
-      <w:r>
-        <w:rPr>
-          <w:rFonts w:ascii="Times New Roman" w:hAnsi="Times New Roman" w:cs="Times New Roman"/>
-        </w:rPr>
-        <w:t>L</w:t>
-      </w:r>
-      <w:r>
-        <w:rPr>
-          <w:rFonts w:ascii="Times New Roman" w:hAnsi="Times New Roman" w:cs="Times New Roman"/>
-        </w:rPr>
-        <w:t xml:space="preserve">ĩnh vực nghiên cứu cách xây dựng các thuật toán giúp máy tính tự học hỏi và rút kinh nghiệm từ dữ liệu mà không cần lập trình từng bước cụ thể. </w:t>
-      </w:r>
-    </w:p>
-    <w:p>
-      <w:pPr>
-        <w:rPr>
-          <w:rFonts w:ascii="Times New Roman" w:hAnsi="Times New Roman" w:cs="Times New Roman"/>
-        </w:rPr>
-      </w:pPr>
-      <w:r>
-        <w:rPr>
-          <w:rFonts w:ascii="Times New Roman" w:hAnsi="Times New Roman" w:cs="Times New Roman"/>
-        </w:rPr>
-        <w:t xml:space="preserve">+) </w:t>
-      </w:r>
-      <w:r>
-        <w:rPr>
-          <w:rFonts w:ascii="Times New Roman" w:hAnsi="Times New Roman" w:cs="Times New Roman"/>
-        </w:rPr>
-        <w:t>Học</w:t>
-      </w:r>
-      <w:r>
-        <w:rPr>
-          <w:rFonts w:ascii="Times New Roman" w:hAnsi="Times New Roman" w:cs="Times New Roman"/>
-        </w:rPr>
-        <w:t xml:space="preserve"> sâu</w:t>
-      </w:r>
-      <w:r>
-        <w:rPr>
-          <w:rFonts w:ascii="Times New Roman" w:hAnsi="Times New Roman" w:cs="Times New Roman"/>
-        </w:rPr>
-        <w:t xml:space="preserve"> </w:t>
-      </w:r>
-      <w:r>
-        <w:rPr>
-          <w:rFonts w:ascii="Times New Roman" w:hAnsi="Times New Roman" w:cs="Times New Roman"/>
-        </w:rPr>
-        <w:t>(</w:t>
-      </w:r>
-      <w:r>
-        <w:rPr>
-          <w:rFonts w:ascii="Times New Roman" w:hAnsi="Times New Roman" w:cs="Times New Roman"/>
-        </w:rPr>
-        <w:t xml:space="preserve">Deep </w:t>
-      </w:r>
-      <w:r>
-        <w:rPr>
-          <w:rFonts w:ascii="Times New Roman" w:hAnsi="Times New Roman" w:cs="Times New Roman"/>
-        </w:rPr>
-        <w:t>learning</w:t>
-      </w:r>
-      <w:r>
-        <w:rPr>
-          <w:rFonts w:ascii="Times New Roman" w:hAnsi="Times New Roman" w:cs="Times New Roman"/>
-        </w:rPr>
-        <w:t xml:space="preserve"> - D</w:t>
-      </w:r>
-      <w:r>
-        <w:rPr>
-          <w:rFonts w:ascii="Times New Roman" w:hAnsi="Times New Roman" w:cs="Times New Roman"/>
-        </w:rPr>
-        <w:t>L)</w:t>
-      </w:r>
-      <w:r>
-        <w:rPr>
-          <w:rFonts w:ascii="Times New Roman" w:hAnsi="Times New Roman" w:cs="Times New Roman"/>
-        </w:rPr>
-        <w:t xml:space="preserve">: </w:t>
+        <w:t xml:space="preserve">(Deep learning - DL): </w:t>
       </w:r>
       <w:r>
         <w:rPr>
@@ -640,6 +572,22 @@
         </w:rPr>
         <w:t>.</w:t>
       </w:r>
+      <w:r>
+        <w:rPr>
+          <w:rFonts w:ascii="Times New Roman" w:hAnsi="Times New Roman" w:cs="Times New Roman"/>
+        </w:rPr>
+        <w:t xml:space="preserve"> Ffff</w:t>
+      </w:r>
+    </w:p>
+    <w:p>
+      <w:pPr>
+        <w:pStyle w:val="ListParagraph"/>
+        <w:rPr>
+          <w:rFonts w:ascii="Times New Roman" w:hAnsi="Times New Roman" w:cs="Times New Roman"/>
+        </w:rPr>
+      </w:pPr>
+      <w:bookmarkStart w:id="0" w:name="_GoBack"/>
+      <w:bookmarkEnd w:id="0"/>
     </w:p>
     <w:p>
       <w:pPr>

--- a/Báo cáo tuần 1.docx
+++ b/Báo cáo tuần 1.docx
@@ -586,6 +586,12 @@
           <w:rFonts w:ascii="Times New Roman" w:hAnsi="Times New Roman" w:cs="Times New Roman"/>
         </w:rPr>
       </w:pPr>
+      <w:r>
+        <w:rPr>
+          <w:rFonts w:ascii="Times New Roman" w:hAnsi="Times New Roman" w:cs="Times New Roman"/>
+        </w:rPr>
+        <w:t>dđ</w:t>
+      </w:r>
       <w:bookmarkStart w:id="0" w:name="_GoBack"/>
       <w:bookmarkEnd w:id="0"/>
     </w:p>
